--- a/Задание 6 Регулярное/ТКИ-341_Мавзовин_П_В_В2_Traversal_Создание регулярных выражений_ТРИ.docx
+++ b/Задание 6 Регулярное/ТКИ-341_Мавзовин_П_В_В2_Traversal_Создание регулярных выражений_ТРИ.docx
@@ -366,7 +366,23 @@
           <w:sz w:val="28"/>
           <w:szCs w:val="28"/>
         </w:rPr>
-        <w:t>Сидоренко В.Г,</w:t>
+        <w:t>Сидоренко В.</w:t>
+      </w:r>
+      <w:r>
+        <w:rPr>
+          <w:rFonts w:eastAsia="Calibri" w:cs="Times New Roman"/>
+          <w:sz w:val="28"/>
+          <w:szCs w:val="28"/>
+        </w:rPr>
+        <w:t xml:space="preserve"> </w:t>
+      </w:r>
+      <w:r>
+        <w:rPr>
+          <w:rFonts w:eastAsia="Calibri" w:cs="Times New Roman"/>
+          <w:sz w:val="28"/>
+          <w:szCs w:val="28"/>
+        </w:rPr>
+        <w:t>Г,</w:t>
       </w:r>
     </w:p>
     <w:p>
@@ -458,7 +474,213 @@
         <w:t>Москва – 2026</w:t>
       </w:r>
     </w:p>
-    <w:p/>
+    <w:p>
+      <w:pPr>
+        <w:spacing w:after="160" w:line="259" w:lineRule="auto"/>
+        <w:ind w:firstLine="0"/>
+        <w:jc w:val="left"/>
+        <w:rPr>
+          <w:rStyle w:val="a4"/>
+          <w:b w:val="0"/>
+          <w:szCs w:val="28"/>
+        </w:rPr>
+      </w:pPr>
+      <w:r>
+        <w:rPr>
+          <w:sz w:val="28"/>
+          <w:szCs w:val="28"/>
+        </w:rPr>
+        <w:br w:type="page"/>
+      </w:r>
+      <w:r>
+        <w:rPr>
+          <w:rStyle w:val="a4"/>
+          <w:rFonts w:cs="Times New Roman"/>
+          <w:szCs w:val="28"/>
+        </w:rPr>
+        <w:lastRenderedPageBreak/>
+        <w:t xml:space="preserve">Программа поиска </w:t>
+      </w:r>
+      <w:r>
+        <w:rPr>
+          <w:rStyle w:val="a4"/>
+          <w:rFonts w:cs="Times New Roman"/>
+          <w:szCs w:val="28"/>
+          <w:lang w:val="en-US"/>
+        </w:rPr>
+        <w:t>IP</w:t>
+      </w:r>
+      <w:r>
+        <w:rPr>
+          <w:rStyle w:val="a4"/>
+          <w:rFonts w:cs="Times New Roman"/>
+          <w:szCs w:val="28"/>
+        </w:rPr>
+        <w:t xml:space="preserve"> адресов</w:t>
+      </w:r>
+    </w:p>
+    <w:p>
+      <w:pPr>
+        <w:ind w:firstLine="0"/>
+      </w:pPr>
+      <w:r>
+        <w:drawing>
+          <wp:inline distT="0" distB="0" distL="0" distR="0" wp14:anchorId="648C60E6" wp14:editId="53925BEF">
+            <wp:extent cx="5940425" cy="3851275"/>
+            <wp:effectExtent l="0" t="0" r="3175" b="0"/>
+            <wp:docPr id="1" name="Рисунок 1"/>
+            <wp:cNvGraphicFramePr>
+              <a:graphicFrameLocks xmlns:a="http://schemas.openxmlformats.org/drawingml/2006/main" noChangeAspect="1"/>
+            </wp:cNvGraphicFramePr>
+            <a:graphic xmlns:a="http://schemas.openxmlformats.org/drawingml/2006/main">
+              <a:graphicData uri="http://schemas.openxmlformats.org/drawingml/2006/picture">
+                <pic:pic xmlns:pic="http://schemas.openxmlformats.org/drawingml/2006/picture">
+                  <pic:nvPicPr>
+                    <pic:cNvPr id="1" name=""/>
+                    <pic:cNvPicPr/>
+                  </pic:nvPicPr>
+                  <pic:blipFill>
+                    <a:blip r:embed="rId4"/>
+                    <a:stretch>
+                      <a:fillRect/>
+                    </a:stretch>
+                  </pic:blipFill>
+                  <pic:spPr>
+                    <a:xfrm>
+                      <a:off x="0" y="0"/>
+                      <a:ext cx="5940425" cy="3851275"/>
+                    </a:xfrm>
+                    <a:prstGeom prst="rect">
+                      <a:avLst/>
+                    </a:prstGeom>
+                  </pic:spPr>
+                </pic:pic>
+              </a:graphicData>
+            </a:graphic>
+          </wp:inline>
+        </w:drawing>
+      </w:r>
+    </w:p>
+    <w:p>
+      <w:pPr>
+        <w:ind w:firstLine="0"/>
+        <w:rPr>
+          <w:rFonts w:eastAsia="Calibri" w:cs="Times New Roman"/>
+          <w:color w:val="0F1115"/>
+          <w:sz w:val="28"/>
+          <w:szCs w:val="28"/>
+          <w:shd w:val="clear" w:color="auto" w:fill="FFFFFF"/>
+        </w:rPr>
+      </w:pPr>
+      <w:r>
+        <w:rPr>
+          <w:rFonts w:eastAsia="Calibri" w:cs="Times New Roman"/>
+          <w:color w:val="0F1115"/>
+          <w:sz w:val="28"/>
+          <w:szCs w:val="28"/>
+          <w:shd w:val="clear" w:color="auto" w:fill="FFFFFF"/>
+        </w:rPr>
+        <w:t xml:space="preserve">Рисунок </w:t>
+      </w:r>
+      <w:r>
+        <w:rPr>
+          <w:rFonts w:eastAsia="Calibri" w:cs="Times New Roman"/>
+          <w:color w:val="0F1115"/>
+          <w:sz w:val="28"/>
+          <w:szCs w:val="28"/>
+          <w:shd w:val="clear" w:color="auto" w:fill="FFFFFF"/>
+        </w:rPr>
+        <w:t>1</w:t>
+      </w:r>
+      <w:r>
+        <w:rPr>
+          <w:rFonts w:eastAsia="Calibri" w:cs="Times New Roman"/>
+          <w:color w:val="0F1115"/>
+          <w:sz w:val="28"/>
+          <w:szCs w:val="28"/>
+          <w:shd w:val="clear" w:color="auto" w:fill="FFFFFF"/>
+        </w:rPr>
+        <w:t xml:space="preserve"> – </w:t>
+      </w:r>
+      <w:r>
+        <w:rPr>
+          <w:rFonts w:eastAsia="Calibri" w:cs="Times New Roman"/>
+          <w:color w:val="0F1115"/>
+          <w:sz w:val="28"/>
+          <w:szCs w:val="28"/>
+          <w:shd w:val="clear" w:color="auto" w:fill="FFFFFF"/>
+        </w:rPr>
+        <w:t>Реализующий код программы на Питоне</w:t>
+      </w:r>
+    </w:p>
+    <w:p>
+      <w:pPr>
+        <w:ind w:firstLine="0"/>
+        <w:rPr>
+          <w:rFonts w:eastAsia="Calibri" w:cs="Times New Roman"/>
+          <w:color w:val="0F1115"/>
+          <w:sz w:val="28"/>
+          <w:szCs w:val="28"/>
+          <w:shd w:val="clear" w:color="auto" w:fill="FFFFFF"/>
+        </w:rPr>
+      </w:pPr>
+      <w:r>
+        <w:rPr>
+          <w:rFonts w:eastAsia="Calibri" w:cs="Times New Roman"/>
+          <w:color w:val="0F1115"/>
+          <w:sz w:val="28"/>
+          <w:szCs w:val="28"/>
+          <w:shd w:val="clear" w:color="auto" w:fill="FFFFFF"/>
+        </w:rPr>
+        <w:t>Напишем и сравним</w:t>
+      </w:r>
+      <w:r>
+        <w:rPr>
+          <w:rFonts w:eastAsia="Calibri" w:cs="Times New Roman"/>
+          <w:color w:val="0F1115"/>
+          <w:sz w:val="28"/>
+          <w:szCs w:val="28"/>
+          <w:shd w:val="clear" w:color="auto" w:fill="FFFFFF"/>
+        </w:rPr>
+        <w:t xml:space="preserve"> два регулярных выражения, осуществляющих поиск </w:t>
+      </w:r>
+      <w:r>
+        <w:rPr>
+          <w:rFonts w:eastAsia="Calibri" w:cs="Times New Roman"/>
+          <w:color w:val="0F1115"/>
+          <w:sz w:val="28"/>
+          <w:szCs w:val="28"/>
+          <w:shd w:val="clear" w:color="auto" w:fill="FFFFFF"/>
+          <w:lang w:val="en-US"/>
+        </w:rPr>
+        <w:t>ip</w:t>
+      </w:r>
+      <w:r>
+        <w:rPr>
+          <w:rFonts w:eastAsia="Calibri" w:cs="Times New Roman"/>
+          <w:color w:val="0F1115"/>
+          <w:sz w:val="28"/>
+          <w:szCs w:val="28"/>
+          <w:shd w:val="clear" w:color="auto" w:fill="FFFFFF"/>
+        </w:rPr>
+        <w:t xml:space="preserve"> </w:t>
+      </w:r>
+      <w:r>
+        <w:rPr>
+          <w:rFonts w:eastAsia="Calibri" w:cs="Times New Roman"/>
+          <w:color w:val="0F1115"/>
+          <w:sz w:val="28"/>
+          <w:szCs w:val="28"/>
+          <w:shd w:val="clear" w:color="auto" w:fill="FFFFFF"/>
+        </w:rPr>
+        <w:t>адресов</w:t>
+      </w:r>
+    </w:p>
+    <w:p>
+      <w:pPr>
+        <w:ind w:firstLine="0"/>
+      </w:pPr>
+    </w:p>
     <w:sectPr>
       <w:pgSz w:w="11906" w:h="16838"/>
       <w:pgMar w:top="1134" w:right="850" w:bottom="1134" w:left="1701" w:header="708" w:footer="708" w:gutter="0"/>
@@ -878,6 +1100,27 @@
       <w:sz w:val="24"/>
     </w:rPr>
   </w:style>
+  <w:style w:type="paragraph" w:styleId="1">
+    <w:name w:val="heading 1"/>
+    <w:basedOn w:val="a"/>
+    <w:next w:val="a"/>
+    <w:link w:val="10"/>
+    <w:uiPriority w:val="9"/>
+    <w:qFormat/>
+    <w:rsid w:val="00342623"/>
+    <w:pPr>
+      <w:keepNext/>
+      <w:keepLines/>
+      <w:spacing w:before="240"/>
+      <w:outlineLvl w:val="0"/>
+    </w:pPr>
+    <w:rPr>
+      <w:rFonts w:asciiTheme="majorHAnsi" w:eastAsiaTheme="majorEastAsia" w:hAnsiTheme="majorHAnsi" w:cstheme="majorBidi"/>
+      <w:color w:val="2F5496" w:themeColor="accent1" w:themeShade="BF"/>
+      <w:sz w:val="32"/>
+      <w:szCs w:val="32"/>
+    </w:rPr>
+  </w:style>
   <w:style w:type="character" w:default="1" w:styleId="a0">
     <w:name w:val="Default Paragraph Font"/>
     <w:uiPriority w:val="1"/>
@@ -904,6 +1147,54 @@
     <w:uiPriority w:val="99"/>
     <w:semiHidden/>
     <w:unhideWhenUsed/>
+  </w:style>
+  <w:style w:type="paragraph" w:styleId="a3">
+    <w:name w:val="No Spacing"/>
+    <w:aliases w:val="ЗАГОЛОВОК"/>
+    <w:basedOn w:val="1"/>
+    <w:link w:val="a4"/>
+    <w:uiPriority w:val="1"/>
+    <w:qFormat/>
+    <w:rsid w:val="00342623"/>
+    <w:pPr>
+      <w:spacing w:line="240" w:lineRule="auto"/>
+      <w:ind w:firstLine="0"/>
+      <w:jc w:val="center"/>
+    </w:pPr>
+    <w:rPr>
+      <w:rFonts w:ascii="Times New Roman" w:hAnsi="Times New Roman"/>
+      <w:b/>
+      <w:color w:val="000000" w:themeColor="text1"/>
+      <w:sz w:val="28"/>
+    </w:rPr>
+  </w:style>
+  <w:style w:type="character" w:customStyle="1" w:styleId="a4">
+    <w:name w:val="Без интервала Знак"/>
+    <w:aliases w:val="ЗАГОЛОВОК Знак"/>
+    <w:basedOn w:val="10"/>
+    <w:link w:val="a3"/>
+    <w:uiPriority w:val="1"/>
+    <w:rsid w:val="00342623"/>
+    <w:rPr>
+      <w:rFonts w:ascii="Times New Roman" w:eastAsiaTheme="majorEastAsia" w:hAnsi="Times New Roman" w:cstheme="majorBidi"/>
+      <w:b/>
+      <w:color w:val="000000" w:themeColor="text1"/>
+      <w:sz w:val="28"/>
+      <w:szCs w:val="32"/>
+    </w:rPr>
+  </w:style>
+  <w:style w:type="character" w:customStyle="1" w:styleId="10">
+    <w:name w:val="Заголовок 1 Знак"/>
+    <w:basedOn w:val="a0"/>
+    <w:link w:val="1"/>
+    <w:uiPriority w:val="9"/>
+    <w:rsid w:val="00342623"/>
+    <w:rPr>
+      <w:rFonts w:asciiTheme="majorHAnsi" w:eastAsiaTheme="majorEastAsia" w:hAnsiTheme="majorHAnsi" w:cstheme="majorBidi"/>
+      <w:color w:val="2F5496" w:themeColor="accent1" w:themeShade="BF"/>
+      <w:sz w:val="32"/>
+      <w:szCs w:val="32"/>
+    </w:rPr>
   </w:style>
 </w:styles>
 </file>
